--- a/GUIDES.docx
+++ b/GUIDES.docx
@@ -608,12 +608,12 @@
         <w:pStyle w:val="Heading2"/>
       </w:pPr>
       <w:r>
-        <w:t>6. 流派取舍：不要拿成杂派</w:t>
+        <w:t>6. 流派阶段：过渡牌、核心牌与转型</w:t>
       </w:r>
     </w:p>
     <w:p>
       <w:r>
-        <w:t>参考 LUDO.guide 卡组精炼（https://www.ludo.guide/guide/slay-the-spire/the-silent/deck-refinement-and-scaling）：</w:t>
+        <w:t>参考 SlayTheSpire.gg Strategy Guide（https://slaythespire.gg/guides/strategy）、LUDO.guide 卡组精炼（https://www.ludo.guide/guide/slay-the-spire/the-silent/deck-refinement-and-scaling） 和 JEU.VIDEO 新手卡组指南（https://jeu.video/en/guide/slay-spire-beginner-deck）：</w:t>
       </w:r>
     </w:p>
     <w:p>
@@ -621,7 +621,7 @@
         <w:pStyle w:val="ListBullet"/>
       </w:pPr>
       <w:r>
-        <w:t>第一幕结束前开始偏向一个主流派，第二幕围绕它补强；</w:t>
+        <w:t>不要从第一层就锁死流派。前期先拿能立即用的伤害、格挡、AOE、抽牌，保证能打过第一幕精英和 Boss；</w:t>
       </w:r>
     </w:p>
     <w:p>
@@ -629,7 +629,7 @@
         <w:pStyle w:val="ListBullet"/>
       </w:pPr>
       <w:r>
-        <w:t>同体系关键牌加分；主流派已经 5 张以上时，跨体系普通牌扣分；</w:t>
+        <w:t>过渡牌是“现在就能用”的牌：Strike Plus（单卡附带效果）、Block Plus、AOE、低费抽牌、能补斩杀的前台伤害；</w:t>
       </w:r>
     </w:p>
     <w:p>
@@ -637,7 +637,7 @@
         <w:pStyle w:val="ListBullet"/>
       </w:pPr>
       <w:r>
-        <w:t>只有质量明显更高（S/A）或能立刻补命/补斩杀时，才允许少量外挂牌；</w:t>
+        <w:t>核心牌是“需要配合才强”的牌：Catalyst、Barricade、Corruption、Limit Break、Accuracy、Electrodynamics、Rushdown 等；</w:t>
       </w:r>
     </w:p>
     <w:p>
@@ -645,7 +645,112 @@
         <w:pStyle w:val="ListBullet"/>
       </w:pPr>
       <w:r>
-        <w:t>牌组 18 张以上、首选又是跨体系普通牌时，直接建议跳过。</w:t>
+        <w:t>核心不是不能早拿，而是要有 至少 2 个现有配合点（例如 Catalyst 前已有毒牌，Barricade 前已有格挡和 Body Slam，Corruption 前已有消耗/ Dark Embrace）；</w:t>
+      </w:r>
+    </w:p>
+    <w:p>
+      <w:pPr>
+        <w:pStyle w:val="ListBullet"/>
+      </w:pPr>
+      <w:r>
+        <w:t>第一幕中后段开始找方向；第二幕围绕已有方向补 scaling（伤害成长/防御成长）+ 抽牌/能量；第三幕只补短板，不再随便换方向；</w:t>
+      </w:r>
+    </w:p>
+    <w:p>
+      <w:pPr>
+        <w:pStyle w:val="ListBullet"/>
+      </w:pPr>
+      <w:r>
+        <w:t>转型只在“新方向已有 2 个以上配合点，且当前方向只有 0-2 张核心”时考虑；否则会把牌组拉成杂派；</w:t>
+      </w:r>
+    </w:p>
+    <w:p>
+      <w:pPr>
+        <w:pStyle w:val="ListBullet"/>
+      </w:pPr>
+      <w:r>
+        <w:t>牌组 18-20 张后开始严格：普通过渡牌少拿，优先删基础打击/防御、升级核心、补关键遗物；</w:t>
+      </w:r>
+    </w:p>
+    <w:p>
+      <w:pPr>
+        <w:pStyle w:val="ListBullet"/>
+      </w:pPr>
+      <w:r>
+        <w:t>不要为了“流派好看”硬拿裸核心；没有配合的 Barricade/Catalyst/Corruption 很容易卡手。</w:t>
+      </w:r>
+    </w:p>
+    <w:p>
+      <w:pPr>
+        <w:pStyle w:val="Heading3"/>
+      </w:pPr>
+      <w:r>
+        <w:t>四个角色的方向与配合点</w:t>
+      </w:r>
+    </w:p>
+    <w:p>
+      <w:r>
+        <w:t>| 角色 | 方向 | 核心例子 | 配合点 |</w:t>
+      </w:r>
+    </w:p>
+    <w:p>
+      <w:r>
+        <w:t>|---|---|---|---|</w:t>
+      </w:r>
+    </w:p>
+    <w:p>
+      <w:r>
+        <w:t>| 铁甲 | 力量 | Limit Break、Demon Form、Inflame | 力量牌、Heavy Blade、多段攻击 |</w:t>
+      </w:r>
+    </w:p>
+    <w:p>
+      <w:r>
+        <w:t>| 铁甲 | 消耗 | Corruption、Dark Embrace、Feel No Pain | 消耗牌、技能牌、Status |</w:t>
+      </w:r>
+    </w:p>
+    <w:p>
+      <w:r>
+        <w:t>| 铁甲 | 格挡 | Barricade、Juggernaut、Body Slam | 格挡牌、Entrench、Shrug It Off |</w:t>
+      </w:r>
+    </w:p>
+    <w:p>
+      <w:r>
+        <w:t>| 猎手 | 毒 | Catalyst、Noxious Fumes、Envenom | 毒牌、Corpse Explosion |</w:t>
+      </w:r>
+    </w:p>
+    <w:p>
+      <w:r>
+        <w:t>| 猎手 | 小刀 | Accuracy、Wraith Form、Tools of the Trade | 小刀生成、Shiv、Wrist Blade |</w:t>
+      </w:r>
+    </w:p>
+    <w:p>
+      <w:r>
+        <w:t>| 猎手 | 弃牌 | Tools of the Trade、Tactician、Reflex | 弃牌牌、Acrobatics、Hovering Kite |</w:t>
+      </w:r>
+    </w:p>
+    <w:p>
+      <w:r>
+        <w:t>| 机器 | 集中/冰球 | Defragment、Consume、Capacitor、Loop | 充能球、冰球、Focus |</w:t>
+      </w:r>
+    </w:p>
+    <w:p>
+      <w:r>
+        <w:t>| 机器 | 充能球 | Electrodynamics、Biased Cognition、Echo Form | 充能球生成、集中 |</w:t>
+      </w:r>
+    </w:p>
+    <w:p>
+      <w:r>
+        <w:t>| 观者 | 姿态 | Rushdown、Mental Fortress、Tantrum | 平静/愤怒切换、退出平静 |</w:t>
+      </w:r>
+    </w:p>
+    <w:p>
+      <w:r>
+        <w:t>| 观者 | 保留/占卜 | Scrawl、Vault、Talk to the Hand | 保留、占卜、抽牌 |</w:t>
+      </w:r>
+    </w:p>
+    <w:p>
+      <w:r>
+        <w:t>代码里的阶段判断是：打基础 → 找方向 → 定核心 → 补强 → 收尾。它会显示当前方向、基础缺口和“下一步该抓什么”，而不是只给一张牌打高分。</w:t>
       </w:r>
     </w:p>
     <w:p>
